--- a/ind/docx/61.content.docx
+++ b/ind/docx/61.content.docx
@@ -19,7 +19,7 @@
         <w:rPr>
           <w:lang w:val="id_ID" w:bidi="id_ID"/>
         </w:rPr>
-        <w:t>Resource: Tyndale Open Study Notes</w:t>
+        <w:t>Resource: Aquifer Open Study Notes (Book Intros)</w:t>
       </w:r>
       <w:r>
         <w:rPr>
@@ -112,7 +112,7 @@
         <w:rPr>
           <w:lang w:val="id_ID" w:bidi="id_ID"/>
         </w:rPr>
-        <w:t>Tyndale Open Study Notes</w:t>
+        <w:t>Aquifer Open Study Notes (Book Intros)</w:t>
       </w:r>
     </w:p>
     <w:p>

--- a/ind/docx/61.content.docx
+++ b/ind/docx/61.content.docx
@@ -258,54 +258,36 @@
         </w:rPr>
         <w:t>Kemungkinan besar, 2 Petrus ditulis kepada kelompok orang Kristen yang sama seperti pada 1 Petrus (</w:t>
       </w:r>
-      <w:hyperlink r:id="rId13">
-        <w:r>
-          <w:rPr>
-            <w:lang w:val="id_ID" w:bidi="id_ID"/>
-          </w:rPr>
-          <w:rPr>
-            <w:color w:val="0000EE"/>
-            <w:u w:val="single"/>
-          </w:rPr>
-          <w:t>1Ptr. 1:1</w:t>
-        </w:r>
-      </w:hyperlink>
+      <w:r>
+        <w:rPr>
+          <w:lang w:val="id_ID" w:bidi="id_ID"/>
+        </w:rPr>
+        <w:t>1Ptr. 1:1</w:t>
+      </w:r>
       <w:r>
         <w:rPr>
           <w:lang w:val="id_ID" w:bidi="id_ID"/>
         </w:rPr>
         <w:t xml:space="preserve">; lihat </w:t>
       </w:r>
-      <w:hyperlink r:id="rId14">
-        <w:r>
-          <w:rPr>
-            <w:lang w:val="id_ID" w:bidi="id_ID"/>
-          </w:rPr>
-          <w:rPr>
-            <w:color w:val="0000EE"/>
-            <w:u w:val="single"/>
-          </w:rPr>
-          <w:t>2Ptr. 3:1</w:t>
-        </w:r>
-      </w:hyperlink>
+      <w:r>
+        <w:rPr>
+          <w:lang w:val="id_ID" w:bidi="id_ID"/>
+        </w:rPr>
+        <w:t>2Ptr. 3:1</w:t>
+      </w:r>
       <w:r>
         <w:rPr>
           <w:lang w:val="id_ID" w:bidi="id_ID"/>
         </w:rPr>
         <w:t>). Kita tidak tahu apakah Petrus pernah mengunjungi Asia Kecil—Perjanjian Baru memberikan sedikit informasi tentang kegiatannya setelah ia meninggalkan Yerusalem sekitar tahun 44 M (</w:t>
       </w:r>
-      <w:hyperlink r:id="rId15">
-        <w:r>
-          <w:rPr>
-            <w:lang w:val="id_ID" w:bidi="id_ID"/>
-          </w:rPr>
-          <w:rPr>
-            <w:color w:val="0000EE"/>
-            <w:u w:val="single"/>
-          </w:rPr>
-          <w:t>Kisah 12:16–17</w:t>
-        </w:r>
-      </w:hyperlink>
+      <w:r>
+        <w:rPr>
+          <w:lang w:val="id_ID" w:bidi="id_ID"/>
+        </w:rPr>
+        <w:t>Kisah 12:16–17</w:t>
+      </w:r>
       <w:r>
         <w:rPr>
           <w:lang w:val="id_ID" w:bidi="id_ID"/>
@@ -337,72 +319,48 @@
         </w:rPr>
         <w:t>Dalam pembukaan surat (</w:t>
       </w:r>
-      <w:hyperlink r:id="rId16">
-        <w:r>
-          <w:rPr>
-            <w:lang w:val="id_ID" w:bidi="id_ID"/>
-          </w:rPr>
-          <w:rPr>
-            <w:color w:val="0000EE"/>
-            <w:u w:val="single"/>
-          </w:rPr>
-          <w:t>2Ptr. 1:1–15</w:t>
-        </w:r>
-      </w:hyperlink>
+      <w:r>
+        <w:rPr>
+          <w:lang w:val="id_ID" w:bidi="id_ID"/>
+        </w:rPr>
+        <w:t>2Ptr. 1:1–15</w:t>
+      </w:r>
       <w:r>
         <w:rPr>
           <w:lang w:val="id_ID" w:bidi="id_ID"/>
         </w:rPr>
         <w:t>), Petrus memperkenalkan dirinya dan para pembacanya (</w:t>
       </w:r>
-      <w:hyperlink r:id="rId17">
-        <w:r>
-          <w:rPr>
-            <w:lang w:val="id_ID" w:bidi="id_ID"/>
-          </w:rPr>
-          <w:rPr>
-            <w:color w:val="0000EE"/>
-            <w:u w:val="single"/>
-          </w:rPr>
-          <w:t>2Ptr. 1:1–2</w:t>
-        </w:r>
-      </w:hyperlink>
+      <w:r>
+        <w:rPr>
+          <w:lang w:val="id_ID" w:bidi="id_ID"/>
+        </w:rPr>
+        <w:t>2Ptr. 1:1–2</w:t>
+      </w:r>
       <w:r>
         <w:rPr>
           <w:lang w:val="id_ID" w:bidi="id_ID"/>
         </w:rPr>
         <w:t>) serta menyampaikan kekhawatiran utamanya, yaitu agar para pembacanya bertumbuh dalam pengetahuan tentang Allah dan Kristus (</w:t>
       </w:r>
-      <w:hyperlink r:id="rId18">
-        <w:r>
-          <w:rPr>
-            <w:lang w:val="id_ID" w:bidi="id_ID"/>
-          </w:rPr>
-          <w:rPr>
-            <w:color w:val="0000EE"/>
-            <w:u w:val="single"/>
-          </w:rPr>
-          <w:t>2Ptr. 1:3–11</w:t>
-        </w:r>
-      </w:hyperlink>
+      <w:r>
+        <w:rPr>
+          <w:lang w:val="id_ID" w:bidi="id_ID"/>
+        </w:rPr>
+        <w:t>2Ptr. 1:3–11</w:t>
+      </w:r>
       <w:r>
         <w:rPr>
           <w:lang w:val="id_ID" w:bidi="id_ID"/>
         </w:rPr>
         <w:t>). Ia juga memberi tahu hal yang sangat penting kepada mereka bahwa hidupnya tidak akan lama lagi (</w:t>
       </w:r>
-      <w:hyperlink r:id="rId19">
-        <w:r>
-          <w:rPr>
-            <w:lang w:val="id_ID" w:bidi="id_ID"/>
-          </w:rPr>
-          <w:rPr>
-            <w:color w:val="0000EE"/>
-            <w:u w:val="single"/>
-          </w:rPr>
-          <w:t>2Ptr. 1:12–15</w:t>
-        </w:r>
-      </w:hyperlink>
+      <w:r>
+        <w:rPr>
+          <w:lang w:val="id_ID" w:bidi="id_ID"/>
+        </w:rPr>
+        <w:t>2Ptr. 1:12–15</w:t>
+      </w:r>
       <w:r>
         <w:rPr>
           <w:lang w:val="id_ID" w:bidi="id_ID"/>
@@ -417,36 +375,24 @@
           <w:lang w:val="id_ID" w:bidi="id_ID"/>
         </w:rPr>
       </w:r>
-      <w:hyperlink r:id="rId20">
-        <w:r>
-          <w:rPr>
-            <w:lang w:val="id_ID" w:bidi="id_ID"/>
-          </w:rPr>
-          <w:rPr>
-            <w:color w:val="0000EE"/>
-            <w:u w:val="single"/>
-          </w:rPr>
-          <w:t>Pasal 2</w:t>
-        </w:r>
-      </w:hyperlink>
+      <w:r>
+        <w:rPr>
+          <w:lang w:val="id_ID" w:bidi="id_ID"/>
+        </w:rPr>
+        <w:t>Pasal 2</w:t>
+      </w:r>
       <w:r>
         <w:rPr>
           <w:lang w:val="id_ID" w:bidi="id_ID"/>
         </w:rPr>
         <w:t xml:space="preserve"> menjadi fokus utama surat ini, di mana Petrus menggambarkan dan mengutuk para guru palsu. Petrus mempersiapkan kecaman ini dengan menekankan kepastian kedatangan Kristus dalam kemuliaan (</w:t>
       </w:r>
-      <w:hyperlink r:id="rId21">
-        <w:r>
-          <w:rPr>
-            <w:lang w:val="id_ID" w:bidi="id_ID"/>
-          </w:rPr>
-          <w:rPr>
-            <w:color w:val="0000EE"/>
-            <w:u w:val="single"/>
-          </w:rPr>
-          <w:t>2Ptr. 1:16–21</w:t>
-        </w:r>
-      </w:hyperlink>
+      <w:r>
+        <w:rPr>
+          <w:lang w:val="id_ID" w:bidi="id_ID"/>
+        </w:rPr>
+        <w:t>2Ptr. 1:16–21</w:t>
+      </w:r>
       <w:r>
         <w:rPr>
           <w:lang w:val="id_ID" w:bidi="id_ID"/>
@@ -467,72 +413,48 @@
         </w:rPr>
         <w:t>Petrus mengecam para pengajar palsu dalam empat tahap: Dia meramalkan kedatangan pengajar palsu (</w:t>
       </w:r>
-      <w:hyperlink r:id="rId22">
-        <w:r>
-          <w:rPr>
-            <w:lang w:val="id_ID" w:bidi="id_ID"/>
-          </w:rPr>
-          <w:rPr>
-            <w:color w:val="0000EE"/>
-            <w:u w:val="single"/>
-          </w:rPr>
-          <w:t>2Ptr. 2:1–3</w:t>
-        </w:r>
-      </w:hyperlink>
+      <w:r>
+        <w:rPr>
+          <w:lang w:val="id_ID" w:bidi="id_ID"/>
+        </w:rPr>
+        <w:t>2Ptr. 2:1–3</w:t>
+      </w:r>
       <w:r>
         <w:rPr>
           <w:lang w:val="id_ID" w:bidi="id_ID"/>
         </w:rPr>
         <w:t>), menegaskan bahwa Allah akan menghakimi mereka sambil menyelamatkan orang benar (</w:t>
       </w:r>
-      <w:hyperlink r:id="rId23">
-        <w:r>
-          <w:rPr>
-            <w:lang w:val="id_ID" w:bidi="id_ID"/>
-          </w:rPr>
-          <w:rPr>
-            <w:color w:val="0000EE"/>
-            <w:u w:val="single"/>
-          </w:rPr>
-          <w:t>2Ptr. 2:4–10</w:t>
-        </w:r>
-      </w:hyperlink>
+      <w:r>
+        <w:rPr>
+          <w:lang w:val="id_ID" w:bidi="id_ID"/>
+        </w:rPr>
+        <w:t>2Ptr. 2:4–10</w:t>
+      </w:r>
       <w:r>
         <w:rPr>
           <w:lang w:val="id_ID" w:bidi="id_ID"/>
         </w:rPr>
         <w:t>), menyatakan dosa-dosa para pengajar palsu (</w:t>
       </w:r>
-      <w:hyperlink r:id="rId24">
-        <w:r>
-          <w:rPr>
-            <w:lang w:val="id_ID" w:bidi="id_ID"/>
-          </w:rPr>
-          <w:rPr>
-            <w:color w:val="0000EE"/>
-            <w:u w:val="single"/>
-          </w:rPr>
-          <w:t>2Ptr. 2:10–16</w:t>
-        </w:r>
-      </w:hyperlink>
+      <w:r>
+        <w:rPr>
+          <w:lang w:val="id_ID" w:bidi="id_ID"/>
+        </w:rPr>
+        <w:t>2Ptr. 2:10–16</w:t>
+      </w:r>
       <w:r>
         <w:rPr>
           <w:lang w:val="id_ID" w:bidi="id_ID"/>
         </w:rPr>
         <w:t>), dan mengumumkan kehancuran mereka (</w:t>
       </w:r>
-      <w:hyperlink r:id="rId25">
-        <w:r>
-          <w:rPr>
-            <w:lang w:val="id_ID" w:bidi="id_ID"/>
-          </w:rPr>
-          <w:rPr>
-            <w:color w:val="0000EE"/>
-            <w:u w:val="single"/>
-          </w:rPr>
-          <w:t>2Ptr. 2:17–22</w:t>
-        </w:r>
-      </w:hyperlink>
+      <w:r>
+        <w:rPr>
+          <w:lang w:val="id_ID" w:bidi="id_ID"/>
+        </w:rPr>
+        <w:t>2Ptr. 2:17–22</w:t>
+      </w:r>
       <w:r>
         <w:rPr>
           <w:lang w:val="id_ID" w:bidi="id_ID"/>
@@ -553,54 +475,36 @@
         </w:rPr>
         <w:t>Setelah menegaskan lebih lanjut bahwa Kristus akan kembali dalam kemuliaan untuk menjadikan dunia baru (</w:t>
       </w:r>
-      <w:hyperlink r:id="rId26">
-        <w:r>
-          <w:rPr>
-            <w:lang w:val="id_ID" w:bidi="id_ID"/>
-          </w:rPr>
-          <w:rPr>
-            <w:color w:val="0000EE"/>
-            <w:u w:val="single"/>
-          </w:rPr>
-          <w:t>2Ptr. 3:1–13</w:t>
-        </w:r>
-      </w:hyperlink>
+      <w:r>
+        <w:rPr>
+          <w:lang w:val="id_ID" w:bidi="id_ID"/>
+        </w:rPr>
+        <w:t>2Ptr. 3:1–13</w:t>
+      </w:r>
       <w:r>
         <w:rPr>
           <w:lang w:val="id_ID" w:bidi="id_ID"/>
         </w:rPr>
         <w:t>), Petrus mengakhiri surat ini seperti saat ia memulainya, dengan berdoa agar para pembacanya “bertumbuh dalam anugerah dan pengetahuan tentang Tuhan dan Juruselamat kita Yesus Kristus” (</w:t>
       </w:r>
-      <w:hyperlink r:id="rId27">
-        <w:r>
-          <w:rPr>
-            <w:lang w:val="id_ID" w:bidi="id_ID"/>
-          </w:rPr>
-          <w:rPr>
-            <w:color w:val="0000EE"/>
-            <w:u w:val="single"/>
-          </w:rPr>
-          <w:t>2Ptr. 3:18</w:t>
-        </w:r>
-      </w:hyperlink>
+      <w:r>
+        <w:rPr>
+          <w:lang w:val="id_ID" w:bidi="id_ID"/>
+        </w:rPr>
+        <w:t>2Ptr. 3:18</w:t>
+      </w:r>
       <w:r>
         <w:rPr>
           <w:lang w:val="id_ID" w:bidi="id_ID"/>
         </w:rPr>
         <w:t xml:space="preserve">; lihat </w:t>
       </w:r>
-      <w:hyperlink r:id="rId18">
-        <w:r>
-          <w:rPr>
-            <w:lang w:val="id_ID" w:bidi="id_ID"/>
-          </w:rPr>
-          <w:rPr>
-            <w:color w:val="0000EE"/>
-            <w:u w:val="single"/>
-          </w:rPr>
-          <w:t>2Ptr. 1:3–11</w:t>
-        </w:r>
-      </w:hyperlink>
+      <w:r>
+        <w:rPr>
+          <w:lang w:val="id_ID" w:bidi="id_ID"/>
+        </w:rPr>
+        <w:t>2Ptr. 1:3–11</w:t>
+      </w:r>
       <w:r>
         <w:rPr>
           <w:lang w:val="id_ID" w:bidi="id_ID"/>
@@ -632,36 +536,24 @@
         </w:rPr>
         <w:t>Penulis memperkenalkan dirinya sebagai Simon Petrus (</w:t>
       </w:r>
-      <w:hyperlink r:id="rId28">
-        <w:r>
-          <w:rPr>
-            <w:lang w:val="id_ID" w:bidi="id_ID"/>
-          </w:rPr>
-          <w:rPr>
-            <w:color w:val="0000EE"/>
-            <w:u w:val="single"/>
-          </w:rPr>
-          <w:t>2Ptr. 1:1</w:t>
-        </w:r>
-      </w:hyperlink>
+      <w:r>
+        <w:rPr>
+          <w:lang w:val="id_ID" w:bidi="id_ID"/>
+        </w:rPr>
+        <w:t>2Ptr. 1:1</w:t>
+      </w:r>
       <w:r>
         <w:rPr>
           <w:lang w:val="id_ID" w:bidi="id_ID"/>
         </w:rPr>
         <w:t>), salah satu rasul Yesus. Petrus menyebutkan bahwa “ini adalah surat kedua yang kutulis kepada kamu” (</w:t>
       </w:r>
-      <w:hyperlink r:id="rId14">
-        <w:r>
-          <w:rPr>
-            <w:lang w:val="id_ID" w:bidi="id_ID"/>
-          </w:rPr>
-          <w:rPr>
-            <w:color w:val="0000EE"/>
-            <w:u w:val="single"/>
-          </w:rPr>
-          <w:t>2Ptr. 3:1</w:t>
-        </w:r>
-      </w:hyperlink>
+      <w:r>
+        <w:rPr>
+          <w:lang w:val="id_ID" w:bidi="id_ID"/>
+        </w:rPr>
+        <w:t>2Ptr. 3:1</w:t>
+      </w:r>
       <w:r>
         <w:rPr>
           <w:lang w:val="id_ID" w:bidi="id_ID"/>
@@ -682,18 +574,12 @@
         </w:rPr>
         <w:t xml:space="preserve">Namun, dalam banyak hal, 2 Petrus berbeda dengan 1 Petrus, meskipun memiliki kesamaan mencolok dengan surat Yudas. Karena hal ini, maka beberapa penafsir berpikir bahwa orang lain menulis 2 Petrus. Kesimpulan ini tidak diperlukan karena 2 Petrus menghadapi situasi yang sangat berbeda dari 1 Petrus; secara alami, bahasa dan konsepnya berbeda. Selain itu, mungkin saja Silas (juru tulis Petrus yang juga disebut Silwanus dalam </w:t>
       </w:r>
-      <w:hyperlink r:id="rId29">
-        <w:r>
-          <w:rPr>
-            <w:lang w:val="id_ID" w:bidi="id_ID"/>
-          </w:rPr>
-          <w:rPr>
-            <w:color w:val="0000EE"/>
-            <w:u w:val="single"/>
-          </w:rPr>
-          <w:t>1Ptr. 5:12</w:t>
-        </w:r>
-      </w:hyperlink>
+      <w:r>
+        <w:rPr>
+          <w:lang w:val="id_ID" w:bidi="id_ID"/>
+        </w:rPr>
+        <w:t>1Ptr. 5:12</w:t>
+      </w:r>
       <w:r>
         <w:rPr>
           <w:lang w:val="id_ID" w:bidi="id_ID"/>
@@ -725,270 +611,180 @@
         </w:rPr>
         <w:t xml:space="preserve">Tidak dapat disangkal bahwa 2 Petrus dan Yudas memiliki semacam hubungan sastra. Kedua surat tersebut menggunakan terlalu banyak ungkapan yang sama dan tidak biasa sehingga kemiripannya tidak mungkin kebetulan atau hanya hasil dari tradisi lisan yang sama (bdk. </w:t>
       </w:r>
-      <w:hyperlink r:id="rId30">
-        <w:r>
-          <w:rPr>
-            <w:lang w:val="id_ID" w:bidi="id_ID"/>
-          </w:rPr>
-          <w:rPr>
-            <w:color w:val="0000EE"/>
-            <w:u w:val="single"/>
-          </w:rPr>
-          <w:t>2Ptr. 2:3</w:t>
-        </w:r>
-      </w:hyperlink>
+      <w:r>
+        <w:rPr>
+          <w:lang w:val="id_ID" w:bidi="id_ID"/>
+        </w:rPr>
+        <w:t>2Ptr. 2:3</w:t>
+      </w:r>
       <w:r>
         <w:rPr>
           <w:lang w:val="id_ID" w:bidi="id_ID"/>
         </w:rPr>
         <w:t xml:space="preserve"> // </w:t>
       </w:r>
-      <w:hyperlink r:id="rId31">
-        <w:r>
-          <w:rPr>
-            <w:lang w:val="id_ID" w:bidi="id_ID"/>
-          </w:rPr>
-          <w:rPr>
-            <w:color w:val="0000EE"/>
-            <w:u w:val="single"/>
-          </w:rPr>
-          <w:t>Yud. 1:4</w:t>
-        </w:r>
-      </w:hyperlink>
+      <w:r>
+        <w:rPr>
+          <w:lang w:val="id_ID" w:bidi="id_ID"/>
+        </w:rPr>
+        <w:t>Yud. 1:4</w:t>
+      </w:r>
       <w:r>
         <w:rPr>
           <w:lang w:val="id_ID" w:bidi="id_ID"/>
         </w:rPr>
         <w:t xml:space="preserve">; </w:t>
       </w:r>
-      <w:hyperlink r:id="rId32">
-        <w:r>
-          <w:rPr>
-            <w:lang w:val="id_ID" w:bidi="id_ID"/>
-          </w:rPr>
-          <w:rPr>
-            <w:color w:val="0000EE"/>
-            <w:u w:val="single"/>
-          </w:rPr>
-          <w:t>2Ptr. 2:4</w:t>
-        </w:r>
-      </w:hyperlink>
+      <w:r>
+        <w:rPr>
+          <w:lang w:val="id_ID" w:bidi="id_ID"/>
+        </w:rPr>
+        <w:t>2Ptr. 2:4</w:t>
+      </w:r>
       <w:r>
         <w:rPr>
           <w:lang w:val="id_ID" w:bidi="id_ID"/>
         </w:rPr>
         <w:t xml:space="preserve"> // </w:t>
       </w:r>
-      <w:hyperlink r:id="rId33">
-        <w:r>
-          <w:rPr>
-            <w:lang w:val="id_ID" w:bidi="id_ID"/>
-          </w:rPr>
-          <w:rPr>
-            <w:color w:val="0000EE"/>
-            <w:u w:val="single"/>
-          </w:rPr>
-          <w:t>Yud. 1:6</w:t>
-        </w:r>
-      </w:hyperlink>
+      <w:r>
+        <w:rPr>
+          <w:lang w:val="id_ID" w:bidi="id_ID"/>
+        </w:rPr>
+        <w:t>Yud. 1:6</w:t>
+      </w:r>
       <w:r>
         <w:rPr>
           <w:lang w:val="id_ID" w:bidi="id_ID"/>
         </w:rPr>
         <w:t xml:space="preserve">; </w:t>
       </w:r>
-      <w:hyperlink r:id="rId34">
-        <w:r>
-          <w:rPr>
-            <w:lang w:val="id_ID" w:bidi="id_ID"/>
-          </w:rPr>
-          <w:rPr>
-            <w:color w:val="0000EE"/>
-            <w:u w:val="single"/>
-          </w:rPr>
-          <w:t>2Ptr. 2:6</w:t>
-        </w:r>
-      </w:hyperlink>
+      <w:r>
+        <w:rPr>
+          <w:lang w:val="id_ID" w:bidi="id_ID"/>
+        </w:rPr>
+        <w:t>2Ptr. 2:6</w:t>
+      </w:r>
       <w:r>
         <w:rPr>
           <w:lang w:val="id_ID" w:bidi="id_ID"/>
         </w:rPr>
         <w:t xml:space="preserve"> // </w:t>
       </w:r>
-      <w:hyperlink r:id="rId35">
-        <w:r>
-          <w:rPr>
-            <w:lang w:val="id_ID" w:bidi="id_ID"/>
-          </w:rPr>
-          <w:rPr>
-            <w:color w:val="0000EE"/>
-            <w:u w:val="single"/>
-          </w:rPr>
-          <w:t>Yud. 1:7</w:t>
-        </w:r>
-      </w:hyperlink>
+      <w:r>
+        <w:rPr>
+          <w:lang w:val="id_ID" w:bidi="id_ID"/>
+        </w:rPr>
+        <w:t>Yud. 1:7</w:t>
+      </w:r>
       <w:r>
         <w:rPr>
           <w:lang w:val="id_ID" w:bidi="id_ID"/>
         </w:rPr>
         <w:t xml:space="preserve">; </w:t>
       </w:r>
-      <w:hyperlink r:id="rId36">
-        <w:r>
-          <w:rPr>
-            <w:lang w:val="id_ID" w:bidi="id_ID"/>
-          </w:rPr>
-          <w:rPr>
-            <w:color w:val="0000EE"/>
-            <w:u w:val="single"/>
-          </w:rPr>
-          <w:t>2Ptr. 2:10</w:t>
-        </w:r>
-      </w:hyperlink>
+      <w:r>
+        <w:rPr>
+          <w:lang w:val="id_ID" w:bidi="id_ID"/>
+        </w:rPr>
+        <w:t>2Ptr. 2:10</w:t>
+      </w:r>
       <w:r>
         <w:rPr>
           <w:lang w:val="id_ID" w:bidi="id_ID"/>
         </w:rPr>
         <w:t xml:space="preserve"> // </w:t>
       </w:r>
-      <w:hyperlink r:id="rId37">
-        <w:r>
-          <w:rPr>
-            <w:lang w:val="id_ID" w:bidi="id_ID"/>
-          </w:rPr>
-          <w:rPr>
-            <w:color w:val="0000EE"/>
-            <w:u w:val="single"/>
-          </w:rPr>
-          <w:t>Yud. 1:8</w:t>
-        </w:r>
-      </w:hyperlink>
+      <w:r>
+        <w:rPr>
+          <w:lang w:val="id_ID" w:bidi="id_ID"/>
+        </w:rPr>
+        <w:t>Yud. 1:8</w:t>
+      </w:r>
       <w:r>
         <w:rPr>
           <w:lang w:val="id_ID" w:bidi="id_ID"/>
         </w:rPr>
         <w:t xml:space="preserve">; </w:t>
       </w:r>
-      <w:hyperlink r:id="rId38">
-        <w:r>
-          <w:rPr>
-            <w:lang w:val="id_ID" w:bidi="id_ID"/>
-          </w:rPr>
-          <w:rPr>
-            <w:color w:val="0000EE"/>
-            <w:u w:val="single"/>
-          </w:rPr>
-          <w:t>2Ptr. 2:11</w:t>
-        </w:r>
-      </w:hyperlink>
+      <w:r>
+        <w:rPr>
+          <w:lang w:val="id_ID" w:bidi="id_ID"/>
+        </w:rPr>
+        <w:t>2Ptr. 2:11</w:t>
+      </w:r>
       <w:r>
         <w:rPr>
           <w:lang w:val="id_ID" w:bidi="id_ID"/>
         </w:rPr>
         <w:t xml:space="preserve"> // </w:t>
       </w:r>
-      <w:hyperlink r:id="rId39">
-        <w:r>
-          <w:rPr>
-            <w:lang w:val="id_ID" w:bidi="id_ID"/>
-          </w:rPr>
-          <w:rPr>
-            <w:color w:val="0000EE"/>
-            <w:u w:val="single"/>
-          </w:rPr>
-          <w:t>Yud. 1:9</w:t>
-        </w:r>
-      </w:hyperlink>
+      <w:r>
+        <w:rPr>
+          <w:lang w:val="id_ID" w:bidi="id_ID"/>
+        </w:rPr>
+        <w:t>Yud. 1:9</w:t>
+      </w:r>
       <w:r>
         <w:rPr>
           <w:lang w:val="id_ID" w:bidi="id_ID"/>
         </w:rPr>
         <w:t xml:space="preserve">; </w:t>
       </w:r>
-      <w:hyperlink r:id="rId40">
-        <w:r>
-          <w:rPr>
-            <w:lang w:val="id_ID" w:bidi="id_ID"/>
-          </w:rPr>
-          <w:rPr>
-            <w:color w:val="0000EE"/>
-            <w:u w:val="single"/>
-          </w:rPr>
-          <w:t>2Ptr. 2:13</w:t>
-        </w:r>
-      </w:hyperlink>
+      <w:r>
+        <w:rPr>
+          <w:lang w:val="id_ID" w:bidi="id_ID"/>
+        </w:rPr>
+        <w:t>2Ptr. 2:13</w:t>
+      </w:r>
       <w:r>
         <w:rPr>
           <w:lang w:val="id_ID" w:bidi="id_ID"/>
         </w:rPr>
         <w:t xml:space="preserve">, </w:t>
       </w:r>
-      <w:hyperlink r:id="rId41">
-        <w:r>
-          <w:rPr>
-            <w:lang w:val="id_ID" w:bidi="id_ID"/>
-          </w:rPr>
-          <w:rPr>
-            <w:color w:val="0000EE"/>
-            <w:u w:val="single"/>
-          </w:rPr>
-          <w:t>17</w:t>
-        </w:r>
-      </w:hyperlink>
+      <w:r>
+        <w:rPr>
+          <w:lang w:val="id_ID" w:bidi="id_ID"/>
+        </w:rPr>
+        <w:t>17</w:t>
+      </w:r>
       <w:r>
         <w:rPr>
           <w:lang w:val="id_ID" w:bidi="id_ID"/>
         </w:rPr>
         <w:t xml:space="preserve"> // </w:t>
       </w:r>
-      <w:hyperlink r:id="rId42">
-        <w:r>
-          <w:rPr>
-            <w:lang w:val="id_ID" w:bidi="id_ID"/>
-          </w:rPr>
-          <w:rPr>
-            <w:color w:val="0000EE"/>
-            <w:u w:val="single"/>
-          </w:rPr>
-          <w:t>Yud. 1:12</w:t>
-        </w:r>
-      </w:hyperlink>
+      <w:r>
+        <w:rPr>
+          <w:lang w:val="id_ID" w:bidi="id_ID"/>
+        </w:rPr>
+        <w:t>Yud. 1:12</w:t>
+      </w:r>
       <w:r>
         <w:rPr>
           <w:lang w:val="id_ID" w:bidi="id_ID"/>
         </w:rPr>
         <w:t xml:space="preserve">; </w:t>
       </w:r>
-      <w:hyperlink r:id="rId43">
-        <w:r>
-          <w:rPr>
-            <w:lang w:val="id_ID" w:bidi="id_ID"/>
-          </w:rPr>
-          <w:rPr>
-            <w:color w:val="0000EE"/>
-            <w:u w:val="single"/>
-          </w:rPr>
-          <w:t>2Ptr. 3:3</w:t>
-        </w:r>
-      </w:hyperlink>
+      <w:r>
+        <w:rPr>
+          <w:lang w:val="id_ID" w:bidi="id_ID"/>
+        </w:rPr>
+        <w:t>2Ptr. 3:3</w:t>
+      </w:r>
       <w:r>
         <w:rPr>
           <w:lang w:val="id_ID" w:bidi="id_ID"/>
         </w:rPr>
         <w:t xml:space="preserve"> // </w:t>
       </w:r>
-      <w:hyperlink r:id="rId37">
-        <w:r>
-          <w:rPr>
-            <w:lang w:val="id_ID" w:bidi="id_ID"/>
-          </w:rPr>
-          <w:rPr>
-            <w:color w:val="0000EE"/>
-            <w:u w:val="single"/>
-          </w:rPr>
-          <w:t>Yud. 1:8</w:t>
-        </w:r>
-      </w:hyperlink>
+      <w:r>
+        <w:rPr>
+          <w:lang w:val="id_ID" w:bidi="id_ID"/>
+        </w:rPr>
+        <w:t>Yud. 1:8</w:t>
+      </w:r>
       <w:r>
         <w:rPr>
           <w:lang w:val="id_ID" w:bidi="id_ID"/>
@@ -1020,54 +816,36 @@
         </w:rPr>
         <w:t>Guru-guru palsu yang dikecam oleh Petrus tidak dapat disamakan dengan ajaran sesat yang dikenal dalam gereja kuno. Dengan imoralitas dan skeptisisme mereka, guru-guru palsu ini beranggapan bahwa anugerah Allah memberi mereka kebebasan untuk melakukan apa pun yang mereka ingin lakukan (</w:t>
       </w:r>
-      <w:hyperlink r:id="rId44">
-        <w:r>
-          <w:rPr>
-            <w:lang w:val="id_ID" w:bidi="id_ID"/>
-          </w:rPr>
-          <w:rPr>
-            <w:color w:val="0000EE"/>
-            <w:u w:val="single"/>
-          </w:rPr>
-          <w:t>2Ptr. 2:19–20</w:t>
-        </w:r>
-      </w:hyperlink>
+      <w:r>
+        <w:rPr>
+          <w:lang w:val="id_ID" w:bidi="id_ID"/>
+        </w:rPr>
+        <w:t>2Ptr. 2:19–20</w:t>
+      </w:r>
       <w:r>
         <w:rPr>
           <w:lang w:val="id_ID" w:bidi="id_ID"/>
         </w:rPr>
         <w:t xml:space="preserve">). Mereka tidak menghormati otoritas Allah (lihat </w:t>
       </w:r>
-      <w:hyperlink r:id="rId45">
-        <w:r>
-          <w:rPr>
-            <w:lang w:val="id_ID" w:bidi="id_ID"/>
-          </w:rPr>
-          <w:rPr>
-            <w:color w:val="0000EE"/>
-            <w:u w:val="single"/>
-          </w:rPr>
-          <w:t>2Ptr. 2:10–11</w:t>
-        </w:r>
-      </w:hyperlink>
+      <w:r>
+        <w:rPr>
+          <w:lang w:val="id_ID" w:bidi="id_ID"/>
+        </w:rPr>
+        <w:t>2Ptr. 2:10–11</w:t>
+      </w:r>
       <w:r>
         <w:rPr>
           <w:lang w:val="id_ID" w:bidi="id_ID"/>
         </w:rPr>
         <w:t>). Mereka terlibat dalam hubungan seks terlarang, minum dan makan berlebihan, serta keserakahan (</w:t>
       </w:r>
-      <w:hyperlink r:id="rId46">
-        <w:r>
-          <w:rPr>
-            <w:lang w:val="id_ID" w:bidi="id_ID"/>
-          </w:rPr>
-          <w:rPr>
-            <w:color w:val="0000EE"/>
-            <w:u w:val="single"/>
-          </w:rPr>
-          <w:t>2Ptr. 2:13–20</w:t>
-        </w:r>
-      </w:hyperlink>
+      <w:r>
+        <w:rPr>
+          <w:lang w:val="id_ID" w:bidi="id_ID"/>
+        </w:rPr>
+        <w:t>2Ptr. 2:13–20</w:t>
+      </w:r>
       <w:r>
         <w:rPr>
           <w:lang w:val="id_ID" w:bidi="id_ID"/>
@@ -1099,72 +877,48 @@
         </w:rPr>
         <w:t>Kedua surat Petrus menyoroti kekhawatiran terhadap kehadiran guru-guru palsu di gereja. Meskipun mereka mengklaim sebagai orang Kristen (</w:t>
       </w:r>
-      <w:hyperlink r:id="rId47">
-        <w:r>
-          <w:rPr>
-            <w:lang w:val="id_ID" w:bidi="id_ID"/>
-          </w:rPr>
-          <w:rPr>
-            <w:color w:val="0000EE"/>
-            <w:u w:val="single"/>
-          </w:rPr>
-          <w:t>2Ptr. 2:1</w:t>
-        </w:r>
-      </w:hyperlink>
+      <w:r>
+        <w:rPr>
+          <w:lang w:val="id_ID" w:bidi="id_ID"/>
+        </w:rPr>
+        <w:t>2Ptr. 2:1</w:t>
+      </w:r>
       <w:r>
         <w:rPr>
           <w:lang w:val="id_ID" w:bidi="id_ID"/>
         </w:rPr>
         <w:t xml:space="preserve">, </w:t>
       </w:r>
-      <w:hyperlink r:id="rId48">
-        <w:r>
-          <w:rPr>
-            <w:lang w:val="id_ID" w:bidi="id_ID"/>
-          </w:rPr>
-          <w:rPr>
-            <w:color w:val="0000EE"/>
-            <w:u w:val="single"/>
-          </w:rPr>
-          <w:t>21–22</w:t>
-        </w:r>
-      </w:hyperlink>
+      <w:r>
+        <w:rPr>
+          <w:lang w:val="id_ID" w:bidi="id_ID"/>
+        </w:rPr>
+        <w:t>21–22</w:t>
+      </w:r>
       <w:r>
         <w:rPr>
           <w:lang w:val="id_ID" w:bidi="id_ID"/>
         </w:rPr>
         <w:t>), Petrus menegaskan bahwa mereka sebenarnya ditakdirkan untuk dihukum sebagai pemberontak melawan Tuhan (</w:t>
       </w:r>
-      <w:hyperlink r:id="rId30">
-        <w:r>
-          <w:rPr>
-            <w:lang w:val="id_ID" w:bidi="id_ID"/>
-          </w:rPr>
-          <w:rPr>
-            <w:color w:val="0000EE"/>
-            <w:u w:val="single"/>
-          </w:rPr>
-          <w:t>2Ptr. 2:3</w:t>
-        </w:r>
-      </w:hyperlink>
+      <w:r>
+        <w:rPr>
+          <w:lang w:val="id_ID" w:bidi="id_ID"/>
+        </w:rPr>
+        <w:t>2Ptr. 2:3</w:t>
+      </w:r>
       <w:r>
         <w:rPr>
           <w:lang w:val="id_ID" w:bidi="id_ID"/>
         </w:rPr>
         <w:t xml:space="preserve">, </w:t>
       </w:r>
-      <w:hyperlink r:id="rId36">
-        <w:r>
-          <w:rPr>
-            <w:lang w:val="id_ID" w:bidi="id_ID"/>
-          </w:rPr>
-          <w:rPr>
-            <w:color w:val="0000EE"/>
-            <w:u w:val="single"/>
-          </w:rPr>
-          <w:t>10</w:t>
-        </w:r>
-      </w:hyperlink>
+      <w:r>
+        <w:rPr>
+          <w:lang w:val="id_ID" w:bidi="id_ID"/>
+        </w:rPr>
+        <w:t>10</w:t>
+      </w:r>
       <w:r>
         <w:rPr>
           <w:lang w:val="id_ID" w:bidi="id_ID"/>
